--- a/docs/講師育成研修_90分_配布シート.docx
+++ b/docs/講師育成研修_90分_配布シート.docx
@@ -1185,7 +1185,7 @@
           <w:color w:val="636E72"/>
           <w:sz w:val="19"/>
         </w:rPr>
-        <w:t>「実技はできるが説明が不安」という理由で ✕ にしないでください。説明はスライドと講師台本でカバーできます。</w:t>
+        <w:t>「実技はできるが説明が不安」という理由で ✕ にしないでください。説明は講座資料（テキスト）を読みながら進められます。</w:t>
       </w:r>
     </w:p>
     <w:p>
@@ -2005,7 +2005,7 @@
           <w:b w:val="0"/>
           <w:sz w:val="21"/>
         </w:rPr>
-        <w:t>□　実技の種目は自分で組み立ててよいこと、説明パートは台本どおりでよいことを理解しました</w:t>
+        <w:t>□　実技の種目は自分で組み立ててよいこと、説明パートは講座資料を読みながら進めてよいことを理解しました</w:t>
       </w:r>
     </w:p>
     <w:p>
@@ -2391,7 +2391,7 @@
           <w:color w:val="2D6A4F"/>
           <w:sz w:val="22"/>
         </w:rPr>
-        <w:t>説明パートの実演</w:t>
+        <w:t>説明パートの実演（講座資料の読み）</w:t>
       </w:r>
     </w:p>
     <w:tbl>
